--- a/flow/20230914_vu_template/drafts/2025-02-u/01-СБ-Трифона.docx
+++ b/flow/20230914_vu_template/drafts/2025-02-u/01-СБ-Трифона.docx
@@ -9199,7 +9199,7 @@
           <w:szCs w:val="24"/>
           <w:lang w:val="uk-UA"/>
         </w:rPr>
-        <w:t xml:space="preserve"> Господи, Боже наш! Згадай нас грішних і недостойних слуг твоїх, коли призиваємо святе ім'я твоє, і не осороми нас, коли очікуємо милости твоєї, але вислухай, Господи, усі наші спасенні прохання, і вчини нас достойними любити і боятися тебе від усього серця нашого і творити в усьому волю твою. Бо ти є добрий і чоловіколюбний Бог, і тобі славу віддаємо: Отцю, і Сину, і Святому Духові, нині і повсякчас, і на віки віків. Амінь.</w:t>
+        <w:t xml:space="preserve"> Господи, Боже наш! Згадай нас грішних і недостойних слуг твоїх, коли призиваємо святе ім'я твоє, і не осороми нас, коли очікуємо милости твоєї, але вислухай, Господи, усі наші спасенні прохання, і вчини нас достойними любити і боятися тебе від усього серця нашого і творити в усьому волю твою. Бо ти є добрий і людинолюбний Бог, і тобі славу віддаємо: Отцю, і Сину, і Святому Духові, нині і повсякчас, і на віки віків. Амінь.</w:t>
       </w:r>
     </w:p>
     <w:p>
@@ -9261,7 +9261,7 @@
           <w:szCs w:val="24"/>
           <w:lang w:val="uk-UA"/>
         </w:rPr>
-        <w:t xml:space="preserve"> Благословенний ти, Господи Боже, Вседержителю, що знаєш думки людські, що відаєш те, чого ми потребуємо, і багато більше, ніж ми просимо, або розуміємо. Самий ти, чоловіколюбний Царю, у всьому добрий, задовольни нас багатством твоїх ласк, щоб ми непостидною совістю призивали святе ім'я твоє; і не введи нас у спокусу, але визволь нас від злого, і провидінням твоїм дай нам усе корисне. Бо тобі належить усяка слава, честь і поклоніння: Отцю, і Сину, і Святому Духові, нині і повсякчас, і на віки віків. Амінь.</w:t>
+        <w:t xml:space="preserve"> Благословенний ти, Господи Боже, Вседержителю, що знаєш думки людські, що відаєш те, чого ми потребуємо, і багато більше, ніж ми просимо, або розуміємо. Самий ти, людинолюбний Царю, у всьому добрий, задовольни нас багатством твоїх ласк, щоб ми непостидною совістю призивали святе ім'я твоє; і не введи нас у спокусу, але визволь нас від злого, і провидінням твоїм дай нам усе корисне. Бо тобі належить усяка слава, честь і поклоніння: Отцю, і Сину, і Святому Духові, нині і повсякчас, і на віки віків. Амінь.</w:t>
       </w:r>
     </w:p>
     <w:p>
@@ -9292,7 +9292,7 @@
           <w:szCs w:val="24"/>
           <w:lang w:val="uk-UA"/>
         </w:rPr>
-        <w:t xml:space="preserve"> Господи, Господи, що пречистою твоєю долонею все утримуєш, що довго терпиш нам усім, і жалієшся задля нашої злоби! Згадай твої милості і ласки, відвідай нас у твоїй доброті і дай нам пройти й останок нинішнього дня вільним від різних затій лукавого, і збережи наше життя без напастувань, благодаттю Святого твого Духа, − милістю, щедротами і чоловіколюб'ям єдинородного Сина твого, з яким і ти є благословенний, з пресвятим, добрим і животворящим твоїм Духом, нині і повсякчас, і на віки віків. Амінь.</w:t>
+        <w:t xml:space="preserve"> Господи, Господи, що пречистою твоєю долонею все утримуєш, що довго терпиш нам усім, і жалієшся задля нашої злоби! Згадай твої милості і ласки, відвідай нас у твоїй доброті і дай нам пройти й останок нинішнього дня вільним від різних затій лукавого, і збережи наше життя без напастувань, благодаттю Святого твого Духа, − милістю, щедротами і людинолюб'ям єдинородного Сина твого, з яким і ти є благословенний, з пресвятим, добрим і животворящим твоїм Духом, нині і повсякчас, і на віки віків. Амінь.</w:t>
       </w:r>
     </w:p>
     <w:p>
@@ -9323,7 +9323,7 @@
           <w:szCs w:val="24"/>
           <w:lang w:val="uk-UA"/>
         </w:rPr>
-        <w:t xml:space="preserve"> Боже великий і дивний, що несказанною добрістю і багатим промислом усім управляєш, і дав нам земні добра й запевнив нам обіцяне царство уділеними ласками впродовж цього дня, остерігши нас від усякого лиха! Дай нам і решту непорочно докінчити перед святою твоєю славою і величати тебе одного і доброго, і чоловіколюбного Бога нашого. Бо ти Бог наш і тобі славу віддаємо: Отцю, і Сину, і Святому Духові, нині і повсякчас, і на віки віків. Амінь.</w:t>
+        <w:t xml:space="preserve"> Боже великий і дивний, що несказанною добрістю і багатим промислом усім управляєш, і дав нам земні добра й запевнив нам обіцяне царство уділеними ласками впродовж цього дня, остерігши нас від усякого лиха! Дай нам і решту непорочно докінчити перед святою твоєю славою і величати тебе одного і доброго, і людинолюбного Бога нашого. Бо ти Бог наш і тобі славу віддаємо: Отцю, і Сину, і Святому Духові, нині і повсякчас, і на віки віків. Амінь.</w:t>
       </w:r>
     </w:p>
     <w:p>
@@ -9354,7 +9354,7 @@
           <w:szCs w:val="24"/>
           <w:lang w:val="uk-UA"/>
         </w:rPr>
-        <w:t xml:space="preserve"> Боже великий і вишній, в тебе одного є безсмертність і в світлі живеш недоступнім. Ти все створіння мудро створив, відокремив світло від темряви і сонце поклав, щоб правити днем, а місяць і зорі, щоб володіли ніччю, нас же грішних вчинив достойними і в теперішню годину стати перед твоїм обличчям, щоб тебе визнавати і принести тобі вечірнє славослов'я. Направ, Чоловіколюбче, молитву нашу, немов кадило, перед тобою і прийми її, як благовонний запах. Дай нам мирний цей вечір і близьку вже ніч; зодягни нас у броню світла; визволь нас від нічного страху і всякої речі, що в темряві з'являється, і дай сон, що його ти дарував на відпочинок нашій немічності, вільний від усякого маріння диявольського. Владико, давче добра, хай і на нашій постелі, бувши тобі милими, згадуємо вночі твоє ім'я і, просвічувані навчанням твоїх заповідей, встанемо в душевній радості до звеличування твоєї доброти, приносячи твоєму милосердю молитви і моління, за наші і всіх твоїх людей провини. Відвідай їх задля молитов святої Богородиці. Бо ти є добрий і чоловіколюбний </w:t>
+        <w:t xml:space="preserve"> Боже великий і вишній, в тебе одного є безсмертність і в світлі живеш недоступнім. Ти все створіння мудро створив, відокремив світло від темряви і сонце поклав, щоб правити днем, а місяць і зорі, щоб володіли ніччю, нас же грішних вчинив достойними і в теперішню годину стати перед твоїм обличчям, щоб тебе визнавати і принести тобі вечірнє славослов'я. Направ, Людинолюбче, молитву нашу, немов кадило, перед тобою і прийми її, як благовонний запах. Дай нам мирний цей вечір і близьку вже ніч; зодягни нас у броню світла; визволь нас від нічного страху і всякої речі, що в темряві з'являється, і дай сон, що його ти дарував на відпочинок нашій немічності, вільний від усякого маріння диявольського. Владико, давче добра, хай і на нашій постелі, бувши тобі милими, згадуємо вночі твоє ім'я і, просвічувані навчанням твоїх заповідей, встанемо в душевній радості до звеличування твоєї доброти, приносячи твоєму милосердю молитви і моління, за наші і всіх твоїх людей провини. Відвідай їх задля молитов святої Богородиці. Бо ти є добрий і людинолюбний </w:t>
       </w:r>
       <w:r>
         <w:rPr>
@@ -24315,7 +24315,7 @@
           <w:szCs w:val="24"/>
           <w:lang w:val="uk-UA"/>
         </w:rPr>
-        <w:t xml:space="preserve"> Господи, Боже наш, що прихилив небо і зійшов на спасіння людського роду! Зглянься на слуг твоїх і на спадкоємство твоє, бо перед тобою, страшним і чоловіколюбним Суддею, слуги твої схилили свої голови і зігнули свої шиї, не від людей очікуючи допомоги, але на твою надіючись милість і твого очікуючи спасіння; тож оберігай їх повсякчасно, і в цей вечір, і в прийдешню ніч збережи від усякого ворога, і від будь-якого зазіхання диявольського, і від думок марних, і спогадів лукавих.</w:t>
+        <w:t xml:space="preserve"> Господи, Боже наш, що прихилив небо і зійшов на спасіння людського роду! Зглянься на слуг твоїх і на спадкоємство твоє, бо перед тобою, страшним і людинолюбним Суддею, слуги твої схилили свої голови і зігнули свої шиї, не від людей очікуючи допомоги, але на твою надіючись милість і твого очікуючи спасіння; тож оберігай їх повсякчасно, і в цей вечір, і в прийдешню ніч збережи від усякого ворога, і від будь-якого зазіхання диявольського, і від думок марних, і спогадів лукавих.</w:t>
       </w:r>
     </w:p>
     <w:p>
@@ -49453,7 +49453,7 @@
           <w:szCs w:val="24"/>
           <w:lang w:val="uk-UA"/>
         </w:rPr>
-        <w:t xml:space="preserve"> Господи святий, ти на висоті живеш і всевидючим оком твоїм споглядаєш на всяке створіння! Перед тобою схилили ми голови, душі й тіла, і молимося до тебе, Святий святих: Простягни руку твою невидиму від святого житла твого і благослови всіх нас; а якщо ми де в чому згрішили добровільно чи недобровільно, як добрий і чоловіколюбний Бог, прости і даруй нам земні й небесні добра твої:</w:t>
+        <w:t xml:space="preserve"> Господи святий, ти на висоті живеш і всевидючим оком твоїм споглядаєш на всяке створіння! Перед тобою схилили ми голови, душі й тіла, і молимося до тебе, Святий святих: Простягни руку твою невидиму від святого житла твого і благослови всіх нас; а якщо ми де в чому згрішили добровільно чи недобровільно, як добрий і людинолюбний Бог, прости і даруй нам земні й небесні добра твої:</w:t>
       </w:r>
     </w:p>
     <w:p>
